--- a/北斗护童_第一期节目流程.docx
+++ b/北斗护童_第一期节目流程.docx
@@ -24,22 +24,22 @@
     </w:p>
     <w:p>
       <w:r>
-        <w:t>在我国广袤的乡村，有数以千万计的留守儿童；在城市的街巷里，也有不少患上认知症（俗称“老年痴呆”）、容易走失的老人。每年，因为一时走散而焦急寻找亲人的家庭，数不胜数。怎样才能让这些最需要被守护的人，无论走到哪里，家人都能放心？这一次，我们要借助一件大国重器——“北斗”，亲手为他们造一张小小的“护身卡”。</w:t>
+        <w:t>在我国广袤的乡村，有数以千万计的留守儿童；在城市的街巷里，也有不少容易走失、需要被守护的人。怎样才能让家人无论身在何处都能安心？这一次，我们要从一件大国重器——“北斗”讲起，并亲手解决一个它也搞不定的难题，造出一张真正能用的“护童卡”。</w:t>
       </w:r>
     </w:p>
     <w:p>
       <w:r>
-        <w:t>说起卫星导航，很多人第一反应是美国的GPS。但其实，今天我们的手机、汽车、共享单车里，越来越多用的是中国人自己的卫星导航系统——北斗。北斗的建成走过了一段“三步走”的艰辛历程：2000年，北斗一号发射，仅用两颗卫星实现了我国境内的试验定位；2012年，北斗二号建成，覆盖了亚太地区；到2020年，北斗三号最后一颗卫星升空，全球组网正式完成。从此，中国人仰望星空，头顶上有了一张完全属于自己的“导航网”，再也不必担心被别人“卡脖子”。</w:t>
+        <w:t>说起卫星导航，很多人第一反应是美国的GPS。但今天我们的手机、汽车、共享单车，越来越多用的是中国人自己的卫星导航系统——北斗。北斗的建成走过了“三步走”：2000年北斗一号用两颗卫星实现境内试验定位；2012年北斗二号覆盖亚太；2020年北斗三号全球组网完成。从此，中国人头顶上有了一张完全属于自己的“导航网”，再也不必担心被“卡脖子”。</w:t>
       </w:r>
     </w:p>
     <w:p>
       <w:r>
-        <w:t>北斗还有一项GPS都没有的独门绝技，叫做“短报文”。普通导航只能“我知道我在哪”，而北斗可以在完全没有手机信号的深山、海上、地震灾区，直接通过卫星发出一条短消息：“我在这里，快来救我！”在多次抢险救灾中，正是北斗短报文，把被困者的生命信息传了出来。一颗颗卫星，守护的正是地上一个个具体的人。</w:t>
+        <w:t>北斗还有一项GPS没有的独门绝技，叫“短报文”：在完全没有手机信号的深山、海上、灾区，它能直接通过卫星发出一条求救短消息。在多次抢险救灾中，正是北斗短报文把被困者的生命信息传了出来——一颗颗卫星，守护的正是地上一个个具体的人。</w:t>
       </w:r>
     </w:p>
     <w:p>
       <w:r>
-        <w:t>那么，卫星到底是怎么知道我们在哪里的呢？道理其实不难：每一颗卫星都能告诉你“你离我有多远”，这相当于在地图上画了一个以卫星为圆心的大圆，你一定在这个圆上。一颗圆还不够，但当三颗卫星的圆同时相交，交点就唯一锁定了你的位置——这就是“三球交会定位”。也正因如此，当高楼、隧道挡住了一部分卫星，能“看见”的星不够，定位就会变得不准。</w:t>
+        <w:t>那卫星是怎么知道我们在哪的呢？道理不难：每颗卫星都能告诉你“离我有多远”，相当于画了一个以卫星为圆心的大圆，你一定在圆上；三颗卫星的圆同时相交，交点就唯一锁定了你的位置——这就是“三球交会定位”。请记住这个原理，因为待会儿我们解决室内难题时，还要用到它。</w:t>
       </w:r>
     </w:p>
     <w:p>
@@ -93,7 +93,7 @@
         <w:rPr>
           <w:rFonts w:ascii="宋体" w:hAnsi="宋体" w:eastAsia="宋体"/>
         </w:rPr>
-        <w:t>额外获得3分钟率先勘察项目赛“实地挑战场地”的时间（不计入总计时，该3分钟过程中可观察、测量安全区与信号盲区的布置，但不可触碰、改动任何道具，也不可使用纸笔记录）。</w:t>
+        <w:t>额外获得3分钟率先勘察项目赛“室内定位场地”的时间（不计入总计时，该3分钟可观察安全区、盲区与锚点的布置，但不可触碰、改动任何道具，也不可使用纸笔记录）。</w:t>
       </w:r>
     </w:p>
     <w:p>
@@ -107,7 +107,7 @@
     </w:p>
     <w:p>
       <w:r>
-        <w:t>我们已经知道，北斗靠“三球交会”来定位。但要把它做成一张真正能护童护老的卡片，还有几个绕不开的难题，需要我们想清楚。</w:t>
+        <w:t>北斗很强大，但它有一个天生的软肋：卫星信号来自天上，一旦人走进大楼内部、地下车库、隧道，信号就被建筑挡住，能“看见”的卫星不够，定位立刻失灵——这就是“信号盲区”。事实上，我们今天录制节目的演播室，本身就是一个标准的“室内盲区”，在这里北斗根本不工作。</w:t>
       </w:r>
     </w:p>
     <w:p>
@@ -117,7 +117,7 @@
       <w:r>
         <w:drawing>
           <wp:inline xmlns:a="http://schemas.openxmlformats.org/drawingml/2006/main" xmlns:pic="http://schemas.openxmlformats.org/drawingml/2006/picture">
-            <wp:extent cx="5303520" cy="4055945"/>
+            <wp:extent cx="5486400" cy="3200400"/>
             <wp:docPr id="1" name="Picture 1"/>
             <wp:cNvGraphicFramePr>
               <a:graphicFrameLocks noChangeAspect="1"/>
@@ -126,7 +126,7 @@
               <a:graphicData uri="http://schemas.openxmlformats.org/drawingml/2006/picture">
                 <pic:pic>
                   <pic:nvPicPr>
-                    <pic:cNvPr id="0" name="bd1_position.png"/>
+                    <pic:cNvPr id="0" name="uwb1.png"/>
                     <pic:cNvPicPr/>
                   </pic:nvPicPr>
                   <pic:blipFill>
@@ -138,7 +138,7 @@
                   <pic:spPr>
                     <a:xfrm>
                       <a:off x="0" y="0"/>
-                      <a:ext cx="5303520" cy="4055945"/>
+                      <a:ext cx="5486400" cy="3200400"/>
                     </a:xfrm>
                     <a:prstGeom prst="rect"/>
                   </pic:spPr>
@@ -159,17 +159,17 @@
           <w:i/>
           <w:sz w:val="18"/>
         </w:rPr>
-        <w:t>图1  卫星定位原理：为什么要好几颗北斗卫星</w:t>
+        <w:t>图1  北斗管室外，可一进室内就“失明”——这正是要解决的问题</w:t>
       </w:r>
     </w:p>
     <w:p>
       <w:r>
-        <w:t>第一个难题：定位并不是百分之百精确的。民用的卫星定位，通常会有几米到十几米的误差，而且这个误差还会不停地“漂移”。这意味着，哪怕一个人安安静静地待在原地，设备记录到的位置点也可能一会儿偏左、一会儿偏右。如果我们简单地规定“一出安全范围就报警”，那么很可能人根本没动，仅仅因为定位漂移到了边界外，就触发了“误报”。误报多了，家长就会像“狼来了”一样不再相信它。</w:t>
+        <w:t>那么问题来了：室内到底该怎么定位？这正是真实世界的前沿课题。中国的定位网络，其实是“天上地下接力”的：室外靠北斗，室内则靠 UWB（超宽带）等技术来补上盲区。这一次，选手要亲手搭起的，就是这套室内定位系统。</w:t>
       </w:r>
     </w:p>
     <w:p>
       <w:r>
-        <w:t>第二个难题：信号盲区。北斗信号来自天上，一旦人走进了大楼内部、地下车库或隧道，能“看见”的卫星不够，设备就会暂时“失明”，测不准甚至测不到位置。那么，当设备进入盲区时，它该怎么办？是继续报警，是干脆装作没事，还是应该诚实地提示“我现在定位不准了”？</w:t>
+        <w:t>UWB 的原理，和北斗其实是“同一个套路”：在房间的四个角各放一个“锚点”（相当于地面上的小卫星），佩戴者身上戴一个“标签”。标签能精确测出自己到每个锚点的距离，几个“距离圆”一相交，就能算出它在房间里的精确位置——这就是前面学过的“测距 + 交会”，只不过卫星换成了墙角的锚点。不同的是，UWB 在室内能做到厘米级的高精度，佩戴者在场地里的位置，可以实时变成大屏幕上一个移动的光点。</w:t>
       </w:r>
     </w:p>
     <w:p>
@@ -179,7 +179,7 @@
       <w:r>
         <w:drawing>
           <wp:inline xmlns:a="http://schemas.openxmlformats.org/drawingml/2006/main" xmlns:pic="http://schemas.openxmlformats.org/drawingml/2006/picture">
-            <wp:extent cx="5303520" cy="3945364"/>
+            <wp:extent cx="5303520" cy="4799270"/>
             <wp:docPr id="2" name="Picture 2"/>
             <wp:cNvGraphicFramePr>
               <a:graphicFrameLocks noChangeAspect="1"/>
@@ -188,7 +188,7 @@
               <a:graphicData uri="http://schemas.openxmlformats.org/drawingml/2006/picture">
                 <pic:pic>
                   <pic:nvPicPr>
-                    <pic:cNvPr id="0" name="bd2_fence.png"/>
+                    <pic:cNvPr id="0" name="uwb2.png"/>
                     <pic:cNvPicPr/>
                   </pic:nvPicPr>
                   <pic:blipFill>
@@ -200,7 +200,7 @@
                   <pic:spPr>
                     <a:xfrm>
                       <a:off x="0" y="0"/>
-                      <a:ext cx="5303520" cy="3945364"/>
+                      <a:ext cx="5303520" cy="4799270"/>
                     </a:xfrm>
                     <a:prstGeom prst="rect"/>
                   </pic:spPr>
@@ -221,12 +221,27 @@
           <w:i/>
           <w:sz w:val="18"/>
         </w:rPr>
-        <w:t>图2  电子围栏、定位漂移误报与信号盲区</w:t>
+        <w:t>图2  室内 UWB 定位原理（与北斗“测距+交会”同源）</w:t>
       </w:r>
     </w:p>
     <w:p>
       <w:r>
-        <w:t>第三个难题，也是最有人情味的一个：定位，意味着一个人随时随地都被“看着”。对走失的老人，这是保护；可对一个渐渐长大的孩子来说，时时刻刻被定位，会不会让他觉得失去了自由和隐私？一件好的守护工具，既要让家人安心，也要尊重被守护者的感受。这中间的“度”，没有标准答案，正需要各位选手在项目中认真思考、勇敢表达。</w:t>
+        <w:t>但要做成一张真正护童的卡片，还有几个绕不开的难题，需要选手想清楚：</w:t>
+      </w:r>
+    </w:p>
+    <w:p>
+      <w:r>
+        <w:t>第一，定位会“抖”。无论卫星还是 UWB，定位都有误差并会轻微漂移。如果简单规定“一出安全区就报警”，很可能人没动、只是定位点抖到了边界外，就触发“误报”。误报多了，家长就像听“狼来了”，再也不信它。</w:t>
+      </w:r>
+    </w:p>
+    <w:p>
+      <w:r>
+        <w:t>第二，遮挡盲区依旧存在。当人体、家具或道具挡住了锚点，UWB 也会测不准。进入这种局部盲区时，设备该报警、该静默，还是该诚实地提示“我现在定位不准了”？</w:t>
+      </w:r>
+    </w:p>
+    <w:p>
+      <w:r>
+        <w:t>第三，也是最有人情味的一个：定位意味着一个人随时被“看着”。对走失者这是保护，但对一个渐渐长大的孩子，时时被定位会不会让他失去自由和隐私？好的守护工具，既要让家人安心，也要尊重被守护者的感受。这个“度”没有标准答案，正需要选手认真思考、勇敢表达。</w:t>
       </w:r>
     </w:p>
     <w:p>
@@ -281,7 +296,7 @@
         <w:rPr>
           <w:rFonts w:ascii="宋体" w:hAnsi="宋体" w:eastAsia="宋体"/>
         </w:rPr>
-        <w:t>题目：下图是一名孩子在“安全区”内活动的情况。图中画出了孩子的真实行走轨迹（始终没有走出安全区），以及设备记录到的几个定位点，每个定位点都带有一个“误差圈”（真实位置可能落在圈内任意处）。其中，有一个定位点漂移到了安全区之外。请回答：①如果规定“定位点一出安全区就立刻报警”，这次会不会报警？这是不是一次“误报”？②请你设计一条更聪明的报警规则，使它既能尽量少误报，又不会漏掉真正的走失。</w:t>
+        <w:t>题目：下图是佩戴者在“安全区”内活动的情况。图中画出了他的真实行走轨迹（始终没有走出安全区），以及设备记录到的几个定位点，每个点都带一个“误差圈”（真实位置可能落在圈内任意处），其中有一个定位点抖动到了安全区之外。请回答：①若规定“定位点一出安全区就立刻报警”，这次会不会报警？这是不是一次“误报”？②请你设计一条更聪明的报警规则，使它既能尽量少误报，又不会漏掉真正的走失。</w:t>
       </w:r>
     </w:p>
     <w:p>
@@ -303,7 +318,7 @@
         <w:rPr>
           <w:rFonts w:ascii="宋体" w:hAnsi="宋体" w:eastAsia="宋体"/>
         </w:rPr>
-        <w:t>小考开始后，两队选手同时作答，限时抢答：需先正确判断该情形是否为误报，再给出一条合理、可执行的改进报警规则（例如“连续多次越界才报警”“结合移动方向判断”等）。由评委判定方案是否合理，先给出合理且完整方案者获胜。</w:t>
+        <w:t>小考开始后，两队选手同时作答，限时抢答：需先正确判断是否为误报，再给出一条合理、可执行的改进报警规则（例如“连续多次越界才报警”“结合移动方向判断”等）。由评委判定方案是否合理，先给出合理且完整方案者获胜。</w:t>
       </w:r>
     </w:p>
     <w:p>
@@ -324,7 +339,7 @@
     </w:p>
     <w:p>
       <w:r>
-        <w:t>该项目中，领队权益为：在对方队伍的“实地挑战场地”上，从现场备用道具中选取并增设1处信号盲区（如一顶盲区帐篷），位置须在评委监督下合理、安全地设置（下文详述）。</w:t>
+        <w:t>该项目中，领队权益为：在对方队伍的“室内定位场地”上，从现场备用道具中选取并增设1处遮挡盲区（如一块屏蔽挡板），位置须在评委监督下合理设置（下文详述）。</w:t>
       </w:r>
     </w:p>
     <w:p>
@@ -334,7 +349,7 @@
     </w:p>
     <w:p>
       <w:r>
-        <w:t>现场为每支队伍提供一套免焊接的电子模块（含主控板、北斗/GNSS定位模块、OLED显示屏、SOS按钮、蜂鸣器、电池及挂绳卡套，以及已写好、关键参数可调的程序）。本项目开始后，选手需在规定时间内，自主设计并组装出一张“北斗护童”防走失定位卡。随后，由本队一名队员佩戴该卡片，扮演“被守护的孩子”，按裁判指令在布置了安全区与信号盲区的“实地挑战场地”中活动。最终，在准确守护（少漏报、少误报）的前提下，功能更完善、表现更稳的队伍获胜。</w:t>
+        <w:t>现场为每支队伍提供一套免焊接的电子模块（含主控板、UWB标签模块、OLED显示屏、SOS按钮、蜂鸣器、电池及挂绳卡套，以及已写好、关键参数可调的程序）；演播室定位场地的四角，由现场预先布好UWB锚点。本项目开始后，选手需在规定时间内，自主设计并组装出一张“北斗护童”定位卡。随后，由本队一名队员佩戴该卡片，扮演“被守护的孩子”，按裁判指令在布置了安全区与遮挡盲区的“室内定位场地”中活动，其位置实时显示为大屏光点。最终，在准确守护（少漏报、少误报）的前提下，功能更完善、表现更稳的队伍获胜。</w:t>
       </w:r>
     </w:p>
     <w:p>
@@ -343,7 +358,7 @@
           <w:rFonts w:ascii="宋体" w:hAnsi="宋体" w:eastAsia="宋体"/>
           <w:b/>
         </w:rPr>
-        <w:t>每队现场套件清单（单队一份，两队相同）：</w:t>
+        <w:t>每队现场套件清单（单队一份，两队相同；锚点为场地共用基础设施）：</w:t>
       </w:r>
     </w:p>
     <w:tbl>
@@ -459,7 +474,7 @@
               <w:rPr>
                 <w:rFonts w:ascii="宋体" w:hAnsi="宋体" w:eastAsia="宋体"/>
               </w:rPr>
-              <w:t>北斗/GNSS定位模块</w:t>
+              <w:t>UWB 标签模块</w:t>
             </w:r>
           </w:p>
         </w:tc>
@@ -487,7 +502,7 @@
               <w:rPr>
                 <w:rFonts w:ascii="宋体" w:hAnsi="宋体" w:eastAsia="宋体"/>
               </w:rPr>
-              <w:t>接收北斗卫星信号，获取自身位置</w:t>
+              <w:t>佩戴在身上，测出到各锚点的距离以定位</w:t>
             </w:r>
           </w:p>
         </w:tc>
@@ -503,7 +518,51 @@
               <w:rPr>
                 <w:rFonts w:ascii="宋体" w:hAnsi="宋体" w:eastAsia="宋体"/>
               </w:rPr>
-              <w:t>OLED显示屏</w:t>
+              <w:t>UWB 锚点</w:t>
+            </w:r>
+          </w:p>
+        </w:tc>
+        <w:tc>
+          <w:tcPr>
+            <w:tcW w:type="dxa" w:w="2880"/>
+          </w:tcPr>
+          <w:p>
+            <w:r/>
+            <w:r>
+              <w:rPr>
+                <w:rFonts w:ascii="宋体" w:hAnsi="宋体" w:eastAsia="宋体"/>
+              </w:rPr>
+              <w:t>4个</w:t>
+            </w:r>
+          </w:p>
+        </w:tc>
+        <w:tc>
+          <w:tcPr>
+            <w:tcW w:type="dxa" w:w="2880"/>
+          </w:tcPr>
+          <w:p>
+            <w:r/>
+            <w:r>
+              <w:rPr>
+                <w:rFonts w:ascii="宋体" w:hAnsi="宋体" w:eastAsia="宋体"/>
+              </w:rPr>
+              <w:t>布在场地四角，作为“地面小卫星”（场地基础设施）</w:t>
+            </w:r>
+          </w:p>
+        </w:tc>
+      </w:tr>
+      <w:tr>
+        <w:tc>
+          <w:tcPr>
+            <w:tcW w:type="dxa" w:w="2880"/>
+          </w:tcPr>
+          <w:p>
+            <w:r/>
+            <w:r>
+              <w:rPr>
+                <w:rFonts w:ascii="宋体" w:hAnsi="宋体" w:eastAsia="宋体"/>
+              </w:rPr>
+              <w:t>OLED 显示屏</w:t>
             </w:r>
           </w:p>
         </w:tc>
@@ -547,7 +606,7 @@
               <w:rPr>
                 <w:rFonts w:ascii="宋体" w:hAnsi="宋体" w:eastAsia="宋体"/>
               </w:rPr>
-              <w:t>SOS按钮</w:t>
+              <w:t>SOS 按钮</w:t>
             </w:r>
           </w:p>
         </w:tc>
@@ -663,7 +722,7 @@
               <w:rPr>
                 <w:rFonts w:ascii="宋体" w:hAnsi="宋体" w:eastAsia="宋体"/>
               </w:rPr>
-              <w:t>供电与佩戴（挂书包、挂脖）</w:t>
+              <w:t>供电与佩戴</w:t>
             </w:r>
           </w:p>
         </w:tc>
@@ -773,7 +832,7 @@
               <a:graphicData uri="http://schemas.openxmlformats.org/drawingml/2006/picture">
                 <pic:pic>
                   <pic:nvPicPr>
-                    <pic:cNvPr id="0" name="bd3_kit.png"/>
+                    <pic:cNvPr id="0" name="uwb3.png"/>
                     <pic:cNvPicPr/>
                   </pic:nvPicPr>
                   <pic:blipFill>
@@ -822,7 +881,7 @@
         <w:rPr>
           <w:rFonts w:ascii="宋体" w:hAnsi="宋体" w:eastAsia="宋体"/>
         </w:rPr>
-        <w:t>现场会为两支队伍各提供一套相同的电子模块套件（清单与示意见上）。程序中的“电子围栏半径”“连续越界报警次数阈值”“定位频率”等关键参数，选手可在答题电脑上自行调节。</w:t>
+        <w:t>现场会为两支队伍各提供一套相同的电子模块套件（清单与示意见上），并各自配有一块四角布好UWB锚点的“定位场地”。程序中的“电子围栏半径”“连续越界报警次数阈值”“定位刷新频率”等关键参数，选手可在答题电脑上自行调节。</w:t>
       </w:r>
     </w:p>
     <w:p>
@@ -844,7 +903,7 @@
         <w:rPr>
           <w:rFonts w:ascii="宋体" w:hAnsi="宋体" w:eastAsia="宋体"/>
         </w:rPr>
-        <w:t>项目分为三个阶段。第一阶段为“设计与组装”，选手需自行决定：电子围栏半径设多大；用怎样的规则减少误报（如连续N次越界才报警）；进入信号盲区时如何处理（继续报警 / 静默 / 提示“定位不准”）；SOS求助信息包含哪些内容（位置、时间、身份等）；以及为了省电，多久定位一次。第二阶段为“实地挑战”，由本队一名队员佩戴成品扮演“孩子”完成测试。第三阶段为“答辩”，就“如何平衡安全与隐私”进行陈述。</w:t>
+        <w:t>项目分为三个阶段。第一阶段“设计与组装”，选手需自行决定：电子围栏半径设多大；用怎样的规则减少误报（如连续N次越界才报警）；遇到遮挡盲区如何处理（继续报警 / 静默 / 提示“定位不准”）；SOS求助信息包含哪些内容；定位刷新多快才兼顾灵敏与稳定。第二阶段“实地挑战”，由本队一名队员佩戴成品扮演“孩子”完成测试。第三阶段“答辩”，就“如何平衡安全与隐私”进行陈述。</w:t>
       </w:r>
     </w:p>
     <w:p>
@@ -855,7 +914,7 @@
         <w:rPr>
           <w:rFonts w:ascii="宋体" w:hAnsi="宋体" w:eastAsia="宋体"/>
         </w:rPr>
-        <w:t>“实地挑战场地”设在户外开阔处，场地中画有一个圆形“安全区”（电子围栏），并设有“信号盲区帐篷”。挑战中，裁判会指令佩戴者依次完成：在安全区内正常活动、真实走出安全区、走进信号盲区、按下SOS求助等动作。（如下图）</w:t>
+        <w:t>“室内定位场地”地面用胶带画出圆形“安全区（电子围栏）”，并设有“遮挡盲区”。佩戴者的位置实时显示为大屏地图上的光点，在区内为绿色、越界变红并触发报警。挑战中，裁判会指令佩戴者依次完成：区内正常活动、真实走出安全区、走进遮挡盲区、按下SOS求助等动作。（如下图）</w:t>
       </w:r>
     </w:p>
     <w:p>
@@ -865,7 +924,7 @@
       <w:r>
         <w:drawing>
           <wp:inline xmlns:a="http://schemas.openxmlformats.org/drawingml/2006/main" xmlns:pic="http://schemas.openxmlformats.org/drawingml/2006/picture">
-            <wp:extent cx="5669280" cy="3435541"/>
+            <wp:extent cx="5669280" cy="3317132"/>
             <wp:docPr id="4" name="Picture 4"/>
             <wp:cNvGraphicFramePr>
               <a:graphicFrameLocks noChangeAspect="1"/>
@@ -874,7 +933,7 @@
               <a:graphicData uri="http://schemas.openxmlformats.org/drawingml/2006/picture">
                 <pic:pic>
                   <pic:nvPicPr>
-                    <pic:cNvPr id="0" name="bd4_venue.png"/>
+                    <pic:cNvPr id="0" name="uwb4.png"/>
                     <pic:cNvPicPr/>
                   </pic:nvPicPr>
                   <pic:blipFill>
@@ -886,7 +945,7 @@
                   <pic:spPr>
                     <a:xfrm>
                       <a:off x="0" y="0"/>
-                      <a:ext cx="5669280" cy="3435541"/>
+                      <a:ext cx="5669280" cy="3317132"/>
                     </a:xfrm>
                     <a:prstGeom prst="rect"/>
                   </pic:spPr>
@@ -907,7 +966,7 @@
           <w:i/>
           <w:sz w:val="18"/>
         </w:rPr>
-        <w:t>图4  节目现场整体布置与实地挑战场地示意</w:t>
+        <w:t>图4  演播室整体布置：实时光点上大屏，全程真实数据</w:t>
       </w:r>
     </w:p>
     <w:p>
@@ -918,7 +977,7 @@
         <w:rPr>
           <w:rFonts w:ascii="宋体" w:hAnsi="宋体" w:eastAsia="宋体"/>
         </w:rPr>
-        <w:t>开局前，双方领队行使领队权益后，可在对方场地上增设1处信号盲区。新增盲区须在评委监督下，设置在合理且安全的位置。</w:t>
+        <w:t>开局前，双方领队行使领队权益后，可在对方场地上增设1处遮挡盲区。新增盲区须在评委监督下，设置在合理位置。</w:t>
       </w:r>
     </w:p>
     <w:p>
@@ -929,7 +988,7 @@
         <w:rPr>
           <w:rFonts w:ascii="宋体" w:hAnsi="宋体" w:eastAsia="宋体"/>
         </w:rPr>
-        <w:t>评委依据设备表现逐项计分：佩戴者真正走出安全区时设备及时、准确报警的，得分；在安全区内正常活动却误报的，不得分或扣分；进入信号盲区能给出合理提示（而非乱报警）的，得分；按下SOS后求助信息完整有效（含位置、时间、身份）的，得分；定位频率与续航策略合理的，加分。</w:t>
+        <w:t>评委依据设备表现逐项计分：佩戴者真正走出安全区时设备及时、准确报警的，得分；在区内正常活动却误报的，不得分或扣分；进入遮挡盲区能给出合理提示（而非乱报警）的，得分；按下SOS后求助信息完整有效（含位置、时间、身份）的，得分；定位刷新与续航策略合理的，加分。</w:t>
       </w:r>
     </w:p>
     <w:p>
@@ -940,7 +999,7 @@
         <w:rPr>
           <w:rFonts w:ascii="宋体" w:hAnsi="宋体" w:eastAsia="宋体"/>
         </w:rPr>
-        <w:t>答辩环节，选手就“这张卡片如何在守护安全的同时尊重被守护者的隐私与自由”进行陈述，由评委打分。</w:t>
+        <w:t>答辩环节，选手就“这张卡片如何在守护安全的同时尊重隐私与自由”进行陈述，由评委打分。</w:t>
       </w:r>
     </w:p>
     <w:p>
@@ -982,7 +1041,7 @@
         <w:rPr>
           <w:rFonts w:ascii="宋体" w:hAnsi="宋体" w:eastAsia="宋体"/>
         </w:rPr>
-        <w:t>双方领队行使权益，在对方“实地挑战场地”上增设1处信号盲区。</w:t>
+        <w:t>双方领队行使权益，在对方“室内定位场地”上增设1处遮挡盲区。</w:t>
       </w:r>
     </w:p>
     <w:p>
@@ -1004,7 +1063,7 @@
         <w:rPr>
           <w:rFonts w:ascii="宋体" w:hAnsi="宋体" w:eastAsia="宋体"/>
         </w:rPr>
-        <w:t>选择资源包B的队伍，此时进场对挑战场地进行3分钟勘察，时间到后离场。</w:t>
+        <w:t>选择资源包B的队伍，此时进场对定位场地进行3分钟勘察，时间到后离场。</w:t>
       </w:r>
     </w:p>
     <w:p>
@@ -1037,7 +1096,7 @@
         <w:rPr>
           <w:rFonts w:ascii="宋体" w:hAnsi="宋体" w:eastAsia="宋体"/>
         </w:rPr>
-        <w:t>组装完成后进入“实地挑战”阶段，由本队一名队员佩戴成品扮演“孩子”，按裁判指令完成各项动作。</w:t>
+        <w:t>组装完成后进入“实地挑战”阶段，由本队一名队员佩戴成品扮演“孩子”，按裁判指令完成各项动作，位置实时显示于大屏。</w:t>
       </w:r>
     </w:p>
     <w:p>
